--- a/예배슬라이드_사용자설명서.docx
+++ b/예배슬라이드_사용자설명서.docx
@@ -796,7 +796,7 @@
       <w:r>
         <w:drawing>
           <wp:inline xmlns:a="http://schemas.openxmlformats.org/drawingml/2006/main" xmlns:pic="http://schemas.openxmlformats.org/drawingml/2006/picture">
-            <wp:extent cx="5220000" cy="3248000"/>
+            <wp:extent cx="5220000" cy="3236400"/>
             <wp:docPr id="1" name="Picture 1"/>
             <wp:cNvGraphicFramePr>
               <a:graphicFrameLocks noChangeAspect="1"/>
@@ -817,7 +817,7 @@
                   <pic:spPr>
                     <a:xfrm>
                       <a:off x="0" y="0"/>
-                      <a:ext cx="5220000" cy="3248000"/>
+                      <a:ext cx="5220000" cy="3236400"/>
                     </a:xfrm>
                     <a:prstGeom prst="rect"/>
                   </pic:spPr>
@@ -1114,7 +1114,7 @@
       <w:r>
         <w:drawing>
           <wp:inline xmlns:a="http://schemas.openxmlformats.org/drawingml/2006/main" xmlns:pic="http://schemas.openxmlformats.org/drawingml/2006/picture">
-            <wp:extent cx="5220000" cy="1435500"/>
+            <wp:extent cx="5220000" cy="1160000"/>
             <wp:docPr id="2" name="Picture 2"/>
             <wp:cNvGraphicFramePr>
               <a:graphicFrameLocks noChangeAspect="1"/>
@@ -1135,7 +1135,7 @@
                   <pic:spPr>
                     <a:xfrm>
                       <a:off x="0" y="0"/>
-                      <a:ext cx="5220000" cy="1435500"/>
+                      <a:ext cx="5220000" cy="1160000"/>
                     </a:xfrm>
                     <a:prstGeom prst="rect"/>
                   </pic:spPr>
@@ -1927,7 +1927,7 @@
       <w:r>
         <w:drawing>
           <wp:inline xmlns:a="http://schemas.openxmlformats.org/drawingml/2006/main" xmlns:pic="http://schemas.openxmlformats.org/drawingml/2006/picture">
-            <wp:extent cx="5220000" cy="2796429"/>
+            <wp:extent cx="5220000" cy="2862581"/>
             <wp:docPr id="3" name="Picture 3"/>
             <wp:cNvGraphicFramePr>
               <a:graphicFrameLocks noChangeAspect="1"/>
@@ -1948,7 +1948,7 @@
                   <pic:spPr>
                     <a:xfrm>
                       <a:off x="0" y="0"/>
-                      <a:ext cx="5220000" cy="2796429"/>
+                      <a:ext cx="5220000" cy="2862581"/>
                     </a:xfrm>
                     <a:prstGeom prst="rect"/>
                   </pic:spPr>
@@ -2138,7 +2138,7 @@
       <w:r>
         <w:drawing>
           <wp:inline xmlns:a="http://schemas.openxmlformats.org/drawingml/2006/main" xmlns:pic="http://schemas.openxmlformats.org/drawingml/2006/picture">
-            <wp:extent cx="5220000" cy="2923200"/>
+            <wp:extent cx="5220000" cy="2889643"/>
             <wp:docPr id="4" name="Picture 4"/>
             <wp:cNvGraphicFramePr>
               <a:graphicFrameLocks noChangeAspect="1"/>
@@ -2159,7 +2159,7 @@
                   <pic:spPr>
                     <a:xfrm>
                       <a:off x="0" y="0"/>
-                      <a:ext cx="5220000" cy="2923200"/>
+                      <a:ext cx="5220000" cy="2889643"/>
                     </a:xfrm>
                     <a:prstGeom prst="rect"/>
                   </pic:spPr>
@@ -2427,7 +2427,7 @@
       <w:r>
         <w:drawing>
           <wp:inline xmlns:a="http://schemas.openxmlformats.org/drawingml/2006/main" xmlns:pic="http://schemas.openxmlformats.org/drawingml/2006/picture">
-            <wp:extent cx="5220000" cy="3986182"/>
+            <wp:extent cx="5220000" cy="4320000"/>
             <wp:docPr id="5" name="Picture 5"/>
             <wp:cNvGraphicFramePr>
               <a:graphicFrameLocks noChangeAspect="1"/>
@@ -2448,7 +2448,7 @@
                   <pic:spPr>
                     <a:xfrm>
                       <a:off x="0" y="0"/>
-                      <a:ext cx="5220000" cy="3986182"/>
+                      <a:ext cx="5220000" cy="4320000"/>
                     </a:xfrm>
                     <a:prstGeom prst="rect"/>
                   </pic:spPr>
@@ -2944,7 +2944,7 @@
       <w:r>
         <w:drawing>
           <wp:inline xmlns:a="http://schemas.openxmlformats.org/drawingml/2006/main" xmlns:pic="http://schemas.openxmlformats.org/drawingml/2006/picture">
-            <wp:extent cx="5220000" cy="974400"/>
+            <wp:extent cx="5220000" cy="928000"/>
             <wp:docPr id="6" name="Picture 6"/>
             <wp:cNvGraphicFramePr>
               <a:graphicFrameLocks noChangeAspect="1"/>
@@ -2965,7 +2965,7 @@
                   <pic:spPr>
                     <a:xfrm>
                       <a:off x="0" y="0"/>
-                      <a:ext cx="5220000" cy="974400"/>
+                      <a:ext cx="5220000" cy="928000"/>
                     </a:xfrm>
                     <a:prstGeom prst="rect"/>
                   </pic:spPr>
